--- a/src/main/resources/tabela_componentes_optativos.docx
+++ b/src/main/resources/tabela_componentes_optativos.docx
@@ -5,14 +5,14 @@
     <w:tbl>
       <w:tblPr>
         <w:tblW w:w="9645" w:type="dxa"/>
-        <w:jc w:val="start"/>
+        <w:jc w:val="left"/>
         <w:tblInd w:w="109" w:type="dxa"/>
         <w:tblLayout w:type="fixed"/>
         <w:tblCellMar>
           <w:top w:w="100" w:type="dxa"/>
-          <w:start w:w="100" w:type="dxa"/>
+          <w:left w:w="100" w:type="dxa"/>
           <w:bottom w:w="100" w:type="dxa"/>
-          <w:end w:w="100" w:type="dxa"/>
+          <w:right w:w="100" w:type="dxa"/>
         </w:tblCellMar>
       </w:tblPr>
       <w:tblGrid>
@@ -32,21 +32,21 @@
             <w:vMerge w:val="restart"/>
             <w:tcBorders>
               <w:top w:val="single" w:sz="8" w:space="0" w:color="000000"/>
-              <w:start w:val="single" w:sz="8" w:space="0" w:color="000000"/>
-              <w:end w:val="single" w:sz="8" w:space="0" w:color="000000"/>
-            </w:tcBorders>
-            <w:vAlign w:val="center"/>
-          </w:tcPr>
-          <w:p>
-            <w:pPr>
-              <w:pStyle w:val="TableContents"/>
-              <w:widowControl/>
-              <w:tabs>
-                <w:tab w:val="clear" w:pos="709"/>
-              </w:tabs>
-              <w:bidi w:val="0"/>
-              <w:spacing w:lineRule="auto" w:line="288" w:before="0" w:after="0"/>
-              <w:ind w:hanging="0" w:start="0" w:end="0"/>
+              <w:left w:val="single" w:sz="8" w:space="0" w:color="000000"/>
+              <w:right w:val="single" w:sz="8" w:space="0" w:color="000000"/>
+            </w:tcBorders>
+            <w:vAlign w:val="center"/>
+          </w:tcPr>
+          <w:p>
+            <w:pPr>
+              <w:pStyle w:val="TableContents"/>
+              <w:widowControl/>
+              <w:tabs>
+                <w:tab w:val="clear" w:pos="709"/>
+              </w:tabs>
+              <w:bidi w:val="0"/>
+              <w:spacing w:lineRule="auto" w:line="288" w:before="0" w:after="0"/>
+              <w:ind w:hanging="0" w:left="0" w:right="0"/>
               <w:jc w:val="both"/>
               <w:rPr>
                 <w:rFonts w:ascii="Times New Roman" w:hAnsi="Times New Roman"/>
@@ -102,21 +102,21 @@
             <w:vMerge w:val="restart"/>
             <w:tcBorders>
               <w:top w:val="single" w:sz="8" w:space="0" w:color="000000"/>
-              <w:start w:val="single" w:sz="8" w:space="0" w:color="000000"/>
-              <w:end w:val="single" w:sz="8" w:space="0" w:color="000000"/>
-            </w:tcBorders>
-            <w:vAlign w:val="center"/>
-          </w:tcPr>
-          <w:p>
-            <w:pPr>
-              <w:pStyle w:val="TableContents"/>
-              <w:widowControl/>
-              <w:tabs>
-                <w:tab w:val="clear" w:pos="709"/>
-              </w:tabs>
-              <w:bidi w:val="0"/>
-              <w:spacing w:lineRule="auto" w:line="288" w:before="0" w:after="0"/>
-              <w:ind w:hanging="0" w:start="0" w:end="0"/>
+              <w:left w:val="single" w:sz="8" w:space="0" w:color="000000"/>
+              <w:right w:val="single" w:sz="8" w:space="0" w:color="000000"/>
+            </w:tcBorders>
+            <w:vAlign w:val="center"/>
+          </w:tcPr>
+          <w:p>
+            <w:pPr>
+              <w:pStyle w:val="TableContents"/>
+              <w:widowControl/>
+              <w:tabs>
+                <w:tab w:val="clear" w:pos="709"/>
+              </w:tabs>
+              <w:bidi w:val="0"/>
+              <w:spacing w:lineRule="auto" w:line="288" w:before="0" w:after="0"/>
+              <w:ind w:hanging="0" w:left="0" w:right="0"/>
               <w:jc w:val="both"/>
               <w:rPr>
                 <w:rFonts w:ascii="Times New Roman" w:hAnsi="Times New Roman"/>
@@ -174,21 +174,21 @@
             <w:vMerge w:val="restart"/>
             <w:tcBorders>
               <w:top w:val="single" w:sz="8" w:space="0" w:color="000000"/>
-              <w:start w:val="single" w:sz="8" w:space="0" w:color="000000"/>
-              <w:end w:val="single" w:sz="8" w:space="0" w:color="000000"/>
-            </w:tcBorders>
-            <w:vAlign w:val="center"/>
-          </w:tcPr>
-          <w:p>
-            <w:pPr>
-              <w:pStyle w:val="TableContents"/>
-              <w:widowControl/>
-              <w:tabs>
-                <w:tab w:val="clear" w:pos="709"/>
-              </w:tabs>
-              <w:bidi w:val="0"/>
-              <w:spacing w:lineRule="auto" w:line="288" w:before="0" w:after="0"/>
-              <w:ind w:hanging="0" w:start="0" w:end="0"/>
+              <w:left w:val="single" w:sz="8" w:space="0" w:color="000000"/>
+              <w:right w:val="single" w:sz="8" w:space="0" w:color="000000"/>
+            </w:tcBorders>
+            <w:vAlign w:val="center"/>
+          </w:tcPr>
+          <w:p>
+            <w:pPr>
+              <w:pStyle w:val="TableContents"/>
+              <w:widowControl/>
+              <w:tabs>
+                <w:tab w:val="clear" w:pos="709"/>
+              </w:tabs>
+              <w:bidi w:val="0"/>
+              <w:spacing w:lineRule="auto" w:line="288" w:before="0" w:after="0"/>
+              <w:ind w:hanging="0" w:left="0" w:right="0"/>
               <w:jc w:val="both"/>
               <w:rPr>
                 <w:rFonts w:ascii="Times New Roman" w:hAnsi="Times New Roman"/>
@@ -244,8 +244,8 @@
             <w:gridSpan w:val="2"/>
             <w:tcBorders>
               <w:top w:val="single" w:sz="8" w:space="0" w:color="000000"/>
-              <w:start w:val="single" w:sz="8" w:space="0" w:color="000000"/>
-              <w:end w:val="single" w:sz="8" w:space="0" w:color="000000"/>
+              <w:left w:val="single" w:sz="8" w:space="0" w:color="000000"/>
+              <w:right w:val="single" w:sz="8" w:space="0" w:color="000000"/>
             </w:tcBorders>
             <w:vAlign w:val="center"/>
           </w:tcPr>
@@ -270,20 +270,20 @@
             <w:vMerge w:val="restart"/>
             <w:tcBorders>
               <w:top w:val="single" w:sz="8" w:space="0" w:color="000000"/>
-              <w:start w:val="single" w:sz="8" w:space="0" w:color="000000"/>
-            </w:tcBorders>
-            <w:vAlign w:val="center"/>
-          </w:tcPr>
-          <w:p>
-            <w:pPr>
-              <w:pStyle w:val="TableContents"/>
-              <w:widowControl/>
-              <w:tabs>
-                <w:tab w:val="clear" w:pos="709"/>
-              </w:tabs>
-              <w:bidi w:val="0"/>
-              <w:spacing w:lineRule="auto" w:line="288" w:before="0" w:after="0"/>
-              <w:ind w:hanging="0" w:start="0" w:end="0"/>
+              <w:left w:val="single" w:sz="8" w:space="0" w:color="000000"/>
+            </w:tcBorders>
+            <w:vAlign w:val="center"/>
+          </w:tcPr>
+          <w:p>
+            <w:pPr>
+              <w:pStyle w:val="TableContents"/>
+              <w:widowControl/>
+              <w:tabs>
+                <w:tab w:val="clear" w:pos="709"/>
+              </w:tabs>
+              <w:bidi w:val="0"/>
+              <w:spacing w:lineRule="auto" w:line="288" w:before="0" w:after="0"/>
+              <w:ind w:hanging="0" w:left="0" w:right="0"/>
               <w:jc w:val="both"/>
               <w:rPr>
                 <w:rFonts w:ascii="Times New Roman" w:hAnsi="Times New Roman"/>
@@ -339,8 +339,8 @@
             <w:vMerge w:val="restart"/>
             <w:tcBorders>
               <w:top w:val="single" w:sz="8" w:space="0" w:color="000000"/>
-              <w:start w:val="single" w:sz="8" w:space="0" w:color="000000"/>
-              <w:end w:val="single" w:sz="8" w:space="0" w:color="000000"/>
+              <w:left w:val="single" w:sz="8" w:space="0" w:color="000000"/>
+              <w:right w:val="single" w:sz="8" w:space="0" w:color="000000"/>
             </w:tcBorders>
             <w:vAlign w:val="center"/>
           </w:tcPr>
@@ -368,21 +368,21 @@
             <w:vMerge w:val="continue"/>
             <w:tcBorders>
               <w:top w:val="single" w:sz="8" w:space="0" w:color="000000"/>
-              <w:start w:val="single" w:sz="8" w:space="0" w:color="000000"/>
-              <w:end w:val="single" w:sz="8" w:space="0" w:color="000000"/>
-            </w:tcBorders>
-            <w:vAlign w:val="center"/>
-          </w:tcPr>
-          <w:p>
-            <w:pPr>
-              <w:pStyle w:val="TableContents"/>
-              <w:widowControl/>
-              <w:tabs>
-                <w:tab w:val="clear" w:pos="709"/>
-              </w:tabs>
-              <w:bidi w:val="0"/>
-              <w:spacing w:lineRule="auto" w:line="288" w:before="0" w:after="0"/>
-              <w:ind w:hanging="0" w:start="0" w:end="0"/>
+              <w:left w:val="single" w:sz="8" w:space="0" w:color="000000"/>
+              <w:right w:val="single" w:sz="8" w:space="0" w:color="000000"/>
+            </w:tcBorders>
+            <w:vAlign w:val="center"/>
+          </w:tcPr>
+          <w:p>
+            <w:pPr>
+              <w:pStyle w:val="TableContents"/>
+              <w:widowControl/>
+              <w:tabs>
+                <w:tab w:val="clear" w:pos="709"/>
+              </w:tabs>
+              <w:bidi w:val="0"/>
+              <w:spacing w:lineRule="auto" w:line="288" w:before="0" w:after="0"/>
+              <w:ind w:hanging="0" w:left="0" w:right="0"/>
               <w:jc w:val="both"/>
               <w:rPr>
                 <w:rFonts w:ascii="Times New Roman" w:hAnsi="Times New Roman"/>
@@ -418,21 +418,21 @@
             <w:vMerge w:val="continue"/>
             <w:tcBorders>
               <w:top w:val="single" w:sz="8" w:space="0" w:color="000000"/>
-              <w:start w:val="single" w:sz="8" w:space="0" w:color="000000"/>
-              <w:end w:val="single" w:sz="8" w:space="0" w:color="000000"/>
-            </w:tcBorders>
-            <w:vAlign w:val="center"/>
-          </w:tcPr>
-          <w:p>
-            <w:pPr>
-              <w:pStyle w:val="TableContents"/>
-              <w:widowControl/>
-              <w:tabs>
-                <w:tab w:val="clear" w:pos="709"/>
-              </w:tabs>
-              <w:bidi w:val="0"/>
-              <w:spacing w:lineRule="auto" w:line="288" w:before="0" w:after="0"/>
-              <w:ind w:hanging="0" w:start="0" w:end="0"/>
+              <w:left w:val="single" w:sz="8" w:space="0" w:color="000000"/>
+              <w:right w:val="single" w:sz="8" w:space="0" w:color="000000"/>
+            </w:tcBorders>
+            <w:vAlign w:val="center"/>
+          </w:tcPr>
+          <w:p>
+            <w:pPr>
+              <w:pStyle w:val="TableContents"/>
+              <w:widowControl/>
+              <w:tabs>
+                <w:tab w:val="clear" w:pos="709"/>
+              </w:tabs>
+              <w:bidi w:val="0"/>
+              <w:spacing w:lineRule="auto" w:line="288" w:before="0" w:after="0"/>
+              <w:ind w:hanging="0" w:left="0" w:right="0"/>
               <w:jc w:val="both"/>
               <w:rPr>
                 <w:rFonts w:ascii="Times New Roman" w:hAnsi="Times New Roman"/>
@@ -468,21 +468,21 @@
             <w:vMerge w:val="continue"/>
             <w:tcBorders>
               <w:top w:val="single" w:sz="8" w:space="0" w:color="000000"/>
-              <w:start w:val="single" w:sz="8" w:space="0" w:color="000000"/>
-              <w:end w:val="single" w:sz="8" w:space="0" w:color="000000"/>
-            </w:tcBorders>
-            <w:vAlign w:val="center"/>
-          </w:tcPr>
-          <w:p>
-            <w:pPr>
-              <w:pStyle w:val="TableContents"/>
-              <w:widowControl/>
-              <w:tabs>
-                <w:tab w:val="clear" w:pos="709"/>
-              </w:tabs>
-              <w:bidi w:val="0"/>
-              <w:spacing w:lineRule="auto" w:line="288" w:before="0" w:after="0"/>
-              <w:ind w:hanging="0" w:start="0" w:end="0"/>
+              <w:left w:val="single" w:sz="8" w:space="0" w:color="000000"/>
+              <w:right w:val="single" w:sz="8" w:space="0" w:color="000000"/>
+            </w:tcBorders>
+            <w:vAlign w:val="center"/>
+          </w:tcPr>
+          <w:p>
+            <w:pPr>
+              <w:pStyle w:val="TableContents"/>
+              <w:widowControl/>
+              <w:tabs>
+                <w:tab w:val="clear" w:pos="709"/>
+              </w:tabs>
+              <w:bidi w:val="0"/>
+              <w:spacing w:lineRule="auto" w:line="288" w:before="0" w:after="0"/>
+              <w:ind w:hanging="0" w:left="0" w:right="0"/>
               <w:jc w:val="both"/>
               <w:rPr>
                 <w:rFonts w:ascii="Times New Roman" w:hAnsi="Times New Roman"/>
@@ -516,7 +516,7 @@
           <w:tcPr>
             <w:tcW w:w="717" w:type="dxa"/>
             <w:tcBorders>
-              <w:start w:val="single" w:sz="8" w:space="0" w:color="000000"/>
+              <w:left w:val="single" w:sz="8" w:space="0" w:color="000000"/>
             </w:tcBorders>
             <w:vAlign w:val="center"/>
           </w:tcPr>
@@ -539,8 +539,8 @@
           <w:tcPr>
             <w:tcW w:w="543" w:type="dxa"/>
             <w:tcBorders>
-              <w:start w:val="single" w:sz="8" w:space="0" w:color="000000"/>
-              <w:end w:val="single" w:sz="8" w:space="0" w:color="000000"/>
+              <w:left w:val="single" w:sz="8" w:space="0" w:color="000000"/>
+              <w:right w:val="single" w:sz="8" w:space="0" w:color="000000"/>
             </w:tcBorders>
             <w:vAlign w:val="center"/>
           </w:tcPr>
@@ -565,20 +565,20 @@
             <w:vMerge w:val="continue"/>
             <w:tcBorders>
               <w:top w:val="single" w:sz="8" w:space="0" w:color="000000"/>
-              <w:start w:val="single" w:sz="8" w:space="0" w:color="000000"/>
-            </w:tcBorders>
-            <w:vAlign w:val="center"/>
-          </w:tcPr>
-          <w:p>
-            <w:pPr>
-              <w:pStyle w:val="TableContents"/>
-              <w:widowControl/>
-              <w:tabs>
-                <w:tab w:val="clear" w:pos="709"/>
-              </w:tabs>
-              <w:bidi w:val="0"/>
-              <w:spacing w:lineRule="auto" w:line="288" w:before="0" w:after="0"/>
-              <w:ind w:hanging="0" w:start="0" w:end="0"/>
+              <w:left w:val="single" w:sz="8" w:space="0" w:color="000000"/>
+            </w:tcBorders>
+            <w:vAlign w:val="center"/>
+          </w:tcPr>
+          <w:p>
+            <w:pPr>
+              <w:pStyle w:val="TableContents"/>
+              <w:widowControl/>
+              <w:tabs>
+                <w:tab w:val="clear" w:pos="709"/>
+              </w:tabs>
+              <w:bidi w:val="0"/>
+              <w:spacing w:lineRule="auto" w:line="288" w:before="0" w:after="0"/>
+              <w:ind w:hanging="0" w:left="0" w:right="0"/>
               <w:jc w:val="both"/>
               <w:rPr>
                 <w:rFonts w:ascii="Times New Roman" w:hAnsi="Times New Roman"/>
@@ -614,21 +614,21 @@
             <w:vMerge w:val="continue"/>
             <w:tcBorders>
               <w:top w:val="single" w:sz="8" w:space="0" w:color="000000"/>
-              <w:start w:val="single" w:sz="8" w:space="0" w:color="000000"/>
-              <w:end w:val="single" w:sz="8" w:space="0" w:color="000000"/>
-            </w:tcBorders>
-            <w:vAlign w:val="center"/>
-          </w:tcPr>
-          <w:p>
-            <w:pPr>
-              <w:pStyle w:val="TableContents"/>
-              <w:widowControl/>
-              <w:tabs>
-                <w:tab w:val="clear" w:pos="709"/>
-              </w:tabs>
-              <w:bidi w:val="0"/>
-              <w:spacing w:lineRule="auto" w:line="288" w:before="0" w:after="0"/>
-              <w:ind w:hanging="0" w:start="0" w:end="0"/>
+              <w:left w:val="single" w:sz="8" w:space="0" w:color="000000"/>
+              <w:right w:val="single" w:sz="8" w:space="0" w:color="000000"/>
+            </w:tcBorders>
+            <w:vAlign w:val="center"/>
+          </w:tcPr>
+          <w:p>
+            <w:pPr>
+              <w:pStyle w:val="TableContents"/>
+              <w:widowControl/>
+              <w:tabs>
+                <w:tab w:val="clear" w:pos="709"/>
+              </w:tabs>
+              <w:bidi w:val="0"/>
+              <w:spacing w:lineRule="auto" w:line="288" w:before="0" w:after="0"/>
+              <w:ind w:hanging="0" w:left="0" w:right="0"/>
               <w:jc w:val="both"/>
               <w:rPr>
                 <w:rFonts w:ascii="Times New Roman" w:hAnsi="Times New Roman"/>
@@ -665,21 +665,21 @@
           <w:tcPr>
             <w:tcW w:w="1454" w:type="dxa"/>
             <w:tcBorders>
-              <w:start w:val="single" w:sz="8" w:space="0" w:color="000000"/>
-              <w:end w:val="single" w:sz="8" w:space="0" w:color="000000"/>
-            </w:tcBorders>
-            <w:vAlign w:val="center"/>
-          </w:tcPr>
-          <w:p>
-            <w:pPr>
-              <w:pStyle w:val="TableContents"/>
-              <w:widowControl/>
-              <w:tabs>
-                <w:tab w:val="clear" w:pos="709"/>
-              </w:tabs>
-              <w:bidi w:val="0"/>
-              <w:spacing w:lineRule="auto" w:line="288" w:before="0" w:after="0"/>
-              <w:ind w:hanging="0" w:start="0" w:end="0"/>
+              <w:left w:val="single" w:sz="8" w:space="0" w:color="000000"/>
+              <w:right w:val="single" w:sz="8" w:space="0" w:color="000000"/>
+            </w:tcBorders>
+            <w:vAlign w:val="center"/>
+          </w:tcPr>
+          <w:p>
+            <w:pPr>
+              <w:pStyle w:val="TableContents"/>
+              <w:widowControl/>
+              <w:tabs>
+                <w:tab w:val="clear" w:pos="709"/>
+              </w:tabs>
+              <w:bidi w:val="0"/>
+              <w:spacing w:lineRule="auto" w:line="288" w:before="0" w:after="0"/>
+              <w:ind w:hanging="0" w:left="0" w:right="0"/>
               <w:jc w:val="both"/>
               <w:rPr>
                 <w:rFonts w:ascii="Times New Roman" w:hAnsi="Times New Roman"/>
@@ -713,21 +713,21 @@
           <w:tcPr>
             <w:tcW w:w="1605" w:type="dxa"/>
             <w:tcBorders>
-              <w:start w:val="single" w:sz="8" w:space="0" w:color="000000"/>
-              <w:end w:val="single" w:sz="8" w:space="0" w:color="000000"/>
-            </w:tcBorders>
-            <w:vAlign w:val="center"/>
-          </w:tcPr>
-          <w:p>
-            <w:pPr>
-              <w:pStyle w:val="TableContents"/>
-              <w:widowControl/>
-              <w:tabs>
-                <w:tab w:val="clear" w:pos="709"/>
-              </w:tabs>
-              <w:bidi w:val="0"/>
-              <w:spacing w:lineRule="auto" w:line="288" w:before="0" w:after="0"/>
-              <w:ind w:hanging="0" w:start="0" w:end="0"/>
+              <w:left w:val="single" w:sz="8" w:space="0" w:color="000000"/>
+              <w:right w:val="single" w:sz="8" w:space="0" w:color="000000"/>
+            </w:tcBorders>
+            <w:vAlign w:val="center"/>
+          </w:tcPr>
+          <w:p>
+            <w:pPr>
+              <w:pStyle w:val="TableContents"/>
+              <w:widowControl/>
+              <w:tabs>
+                <w:tab w:val="clear" w:pos="709"/>
+              </w:tabs>
+              <w:bidi w:val="0"/>
+              <w:spacing w:lineRule="auto" w:line="288" w:before="0" w:after="0"/>
+              <w:ind w:hanging="0" w:left="0" w:right="0"/>
               <w:jc w:val="both"/>
               <w:rPr>
                 <w:rFonts w:ascii="Times New Roman" w:hAnsi="Times New Roman"/>
@@ -761,21 +761,21 @@
           <w:tcPr>
             <w:tcW w:w="1277" w:type="dxa"/>
             <w:tcBorders>
-              <w:start w:val="single" w:sz="8" w:space="0" w:color="000000"/>
-              <w:end w:val="single" w:sz="8" w:space="0" w:color="000000"/>
-            </w:tcBorders>
-            <w:vAlign w:val="center"/>
-          </w:tcPr>
-          <w:p>
-            <w:pPr>
-              <w:pStyle w:val="TableContents"/>
-              <w:widowControl/>
-              <w:tabs>
-                <w:tab w:val="clear" w:pos="709"/>
-              </w:tabs>
-              <w:bidi w:val="0"/>
-              <w:spacing w:lineRule="auto" w:line="288" w:before="0" w:after="0"/>
-              <w:ind w:hanging="0" w:start="0" w:end="0"/>
+              <w:left w:val="single" w:sz="8" w:space="0" w:color="000000"/>
+              <w:right w:val="single" w:sz="8" w:space="0" w:color="000000"/>
+            </w:tcBorders>
+            <w:vAlign w:val="center"/>
+          </w:tcPr>
+          <w:p>
+            <w:pPr>
+              <w:pStyle w:val="TableContents"/>
+              <w:widowControl/>
+              <w:tabs>
+                <w:tab w:val="clear" w:pos="709"/>
+              </w:tabs>
+              <w:bidi w:val="0"/>
+              <w:spacing w:lineRule="auto" w:line="288" w:before="0" w:after="0"/>
+              <w:ind w:hanging="0" w:left="0" w:right="0"/>
               <w:jc w:val="both"/>
               <w:rPr>
                 <w:rFonts w:ascii="Times New Roman" w:hAnsi="Times New Roman"/>
@@ -809,7 +809,7 @@
           <w:tcPr>
             <w:tcW w:w="717" w:type="dxa"/>
             <w:tcBorders>
-              <w:start w:val="single" w:sz="8" w:space="0" w:color="000000"/>
+              <w:left w:val="single" w:sz="8" w:space="0" w:color="000000"/>
             </w:tcBorders>
             <w:vAlign w:val="center"/>
           </w:tcPr>
@@ -833,8 +833,8 @@
           <w:tcPr>
             <w:tcW w:w="543" w:type="dxa"/>
             <w:tcBorders>
-              <w:start w:val="single" w:sz="8" w:space="0" w:color="000000"/>
-              <w:end w:val="single" w:sz="8" w:space="0" w:color="000000"/>
+              <w:left w:val="single" w:sz="8" w:space="0" w:color="000000"/>
+              <w:right w:val="single" w:sz="8" w:space="0" w:color="000000"/>
             </w:tcBorders>
             <w:vAlign w:val="center"/>
           </w:tcPr>
@@ -858,20 +858,20 @@
           <w:tcPr>
             <w:tcW w:w="1712" w:type="dxa"/>
             <w:tcBorders>
-              <w:start w:val="single" w:sz="8" w:space="0" w:color="000000"/>
-            </w:tcBorders>
-            <w:vAlign w:val="center"/>
-          </w:tcPr>
-          <w:p>
-            <w:pPr>
-              <w:pStyle w:val="TableContents"/>
-              <w:widowControl/>
-              <w:tabs>
-                <w:tab w:val="clear" w:pos="709"/>
-              </w:tabs>
-              <w:bidi w:val="0"/>
-              <w:spacing w:lineRule="auto" w:line="288" w:before="0" w:after="0"/>
-              <w:ind w:hanging="0" w:start="0" w:end="0"/>
+              <w:left w:val="single" w:sz="8" w:space="0" w:color="000000"/>
+            </w:tcBorders>
+            <w:vAlign w:val="center"/>
+          </w:tcPr>
+          <w:p>
+            <w:pPr>
+              <w:pStyle w:val="TableContents"/>
+              <w:widowControl/>
+              <w:tabs>
+                <w:tab w:val="clear" w:pos="709"/>
+              </w:tabs>
+              <w:bidi w:val="0"/>
+              <w:spacing w:lineRule="auto" w:line="288" w:before="0" w:after="0"/>
+              <w:ind w:hanging="0" w:left="0" w:right="0"/>
               <w:jc w:val="both"/>
               <w:rPr>
                 <w:rFonts w:ascii="Times New Roman" w:hAnsi="Times New Roman"/>
@@ -905,21 +905,21 @@
           <w:tcPr>
             <w:tcW w:w="2337" w:type="dxa"/>
             <w:tcBorders>
-              <w:start w:val="single" w:sz="8" w:space="0" w:color="000000"/>
-              <w:end w:val="single" w:sz="8" w:space="0" w:color="000000"/>
-            </w:tcBorders>
-            <w:vAlign w:val="center"/>
-          </w:tcPr>
-          <w:p>
-            <w:pPr>
-              <w:pStyle w:val="TableContents"/>
-              <w:widowControl/>
-              <w:tabs>
-                <w:tab w:val="clear" w:pos="709"/>
-              </w:tabs>
-              <w:bidi w:val="0"/>
-              <w:spacing w:lineRule="auto" w:line="288" w:before="0" w:after="0"/>
-              <w:ind w:hanging="0" w:start="0" w:end="0"/>
+              <w:left w:val="single" w:sz="8" w:space="0" w:color="000000"/>
+              <w:right w:val="single" w:sz="8" w:space="0" w:color="000000"/>
+            </w:tcBorders>
+            <w:vAlign w:val="center"/>
+          </w:tcPr>
+          <w:p>
+            <w:pPr>
+              <w:pStyle w:val="TableContents"/>
+              <w:widowControl/>
+              <w:tabs>
+                <w:tab w:val="clear" w:pos="709"/>
+              </w:tabs>
+              <w:bidi w:val="0"/>
+              <w:spacing w:lineRule="auto" w:line="288" w:before="0" w:after="0"/>
+              <w:ind w:hanging="0" w:left="0" w:right="0"/>
               <w:jc w:val="both"/>
               <w:rPr>
                 <w:rFonts w:ascii="Times New Roman" w:hAnsi="Times New Roman"/>
@@ -956,7 +956,7 @@
         <w:pStyle w:val="Normal"/>
         <w:bidi w:val="0"/>
         <w:spacing w:before="0" w:after="0"/>
-        <w:jc w:val="start"/>
+        <w:jc w:val="left"/>
         <w:rPr>
           <w:rFonts w:ascii="Times New Roman" w:hAnsi="Times New Roman" w:eastAsia="Times New Roman" w:cs="Times New Roman"/>
           <w:b/>
@@ -973,7 +973,19 @@
         </w:rPr>
       </w:pPr>
       <w:r>
-        <w:rPr/>
+        <w:rPr>
+          <w:rFonts w:eastAsia="Times New Roman" w:cs="Times New Roman" w:ascii="Times New Roman" w:hAnsi="Times New Roman"/>
+          <w:b/>
+          <w:i w:val="false"/>
+          <w:caps w:val="false"/>
+          <w:smallCaps w:val="false"/>
+          <w:strike w:val="false"/>
+          <w:dstrike w:val="false"/>
+          <w:color w:val="000000"/>
+          <w:sz w:val="22"/>
+          <w:u w:val="none"/>
+          <w:effect w:val="none"/>
+        </w:rPr>
       </w:r>
     </w:p>
     <w:sectPr>
@@ -983,7 +995,7 @@
       <w:pgNumType w:fmt="decimal"/>
       <w:formProt w:val="false"/>
       <w:textDirection w:val="lrTb"/>
-      <w:docGrid w:type="default" w:linePitch="312" w:charSpace="4294961151"/>
+      <w:docGrid w:type="default" w:linePitch="312" w:charSpace="0"/>
     </w:sectPr>
   </w:body>
 </w:document>
@@ -1003,7 +1015,6 @@
     </w:rPrDefault>
     <w:pPrDefault>
       <w:pPr>
-        <w:widowControl/>
         <w:suppressAutoHyphens w:val="true"/>
       </w:pPr>
     </w:pPrDefault>
@@ -1013,7 +1024,10 @@
     <w:qFormat/>
     <w:pPr>
       <w:widowControl/>
+      <w:suppressAutoHyphens w:val="true"/>
       <w:bidi w:val="0"/>
+      <w:spacing w:before="0" w:after="0"/>
+      <w:jc w:val="left"/>
     </w:pPr>
     <w:rPr>
       <w:rFonts w:ascii="Liberation Serif" w:hAnsi="Liberation Serif" w:eastAsia="Noto Serif CJK SC" w:cs="FreeSans"/>
